--- a/generated_documents/제품설명회_신청서_20251003_15_00.docx
+++ b/generated_documents/제품설명회_신청서_20251003_15_00.docx
@@ -82,7 +82,7 @@
           </w:tcPr>
           <w:p>
             <w:r>
-              <w:t>참석</w:t>
+              <w:t>불참</w:t>
             </w:r>
           </w:p>
         </w:tc>
@@ -155,7 +155,7 @@
           </w:tcPr>
           <w:p>
             <w:r>
-              <w:t>테스트약2</w:t>
+              <w:t>신약 알파정</w:t>
             </w:r>
           </w:p>
         </w:tc>
@@ -178,7 +178,7 @@
           </w:tcPr>
           <w:p>
             <w:r>
-              <w:t>26명</w:t>
+              <w:t>31명</w:t>
             </w:r>
           </w:p>
         </w:tc>
